--- a/template/credit_recognition_plazo_credit.docx
+++ b/template/credit_recognition_plazo_credit.docx
@@ -1,6 +1,6 @@
 
 <file path=word/document.xml><?xml version="1.0" encoding="utf-8"?>
-<w:document xmlns:wpc="http://schemas.microsoft.com/office/word/2010/wordprocessingCanvas" xmlns:cx="http://schemas.microsoft.com/office/drawing/2014/chartex" xmlns:cx1="http://schemas.microsoft.com/office/drawing/2015/9/8/chartex" xmlns:cx2="http://schemas.microsoft.com/office/drawing/2015/10/21/chartex" xmlns:cx3="http://schemas.microsoft.com/office/drawing/2016/5/9/chartex" xmlns:cx4="http://schemas.microsoft.com/office/drawing/2016/5/10/chartex" xmlns:cx5="http://schemas.microsoft.com/office/drawing/2016/5/11/chartex" xmlns:cx6="http://schemas.microsoft.com/office/drawing/2016/5/12/chartex" xmlns:cx7="http://schemas.microsoft.com/office/drawing/2016/5/13/chartex" xmlns:cx8="http://schemas.microsoft.com/office/drawing/2016/5/14/chartex" xmlns:mc="http://schemas.openxmlformats.org/markup-compatibility/2006" xmlns:aink="http://schemas.microsoft.com/office/drawing/2016/ink" xmlns:am3d="http://schemas.microsoft.com/office/drawing/2017/model3d" xmlns:o="urn:schemas-microsoft-com:office:office" xmlns:oel="http://schemas.microsoft.com/office/2019/extlst" xmlns:r="http://schemas.openxmlformats.org/officeDocument/2006/relationships" xmlns:m="http://schemas.openxmlformats.org/officeDocument/2006/math" xmlns:v="urn:schemas-microsoft-com:vml" xmlns:wp14="http://schemas.microsoft.com/office/word/2010/wordprocessingDrawing" xmlns:wp="http://schemas.openxmlformats.org/drawingml/2006/wordprocessingDrawing" xmlns:w10="urn:schemas-microsoft-com:office:word" xmlns:w="http://schemas.openxmlformats.org/wordprocessingml/2006/main" xmlns:w14="http://schemas.microsoft.com/office/word/2010/wordml" xmlns:w15="http://schemas.microsoft.com/office/word/2012/wordml" xmlns:w16cex="http://schemas.microsoft.com/office/word/2018/wordml/cex" xmlns:w16cid="http://schemas.microsoft.com/office/word/2016/wordml/cid" xmlns:w16="http://schemas.microsoft.com/office/word/2018/wordml" xmlns:w16du="http://schemas.microsoft.com/office/word/2023/wordml/word16du" xmlns:w16sdtdh="http://schemas.microsoft.com/office/word/2020/wordml/sdtdatahash" xmlns:w16sdtfl="http://schemas.microsoft.com/office/word/2024/wordml/sdtformatlock" xmlns:w16se="http://schemas.microsoft.com/office/word/2015/wordml/symex" xmlns:wpg="http://schemas.microsoft.com/office/word/2010/wordprocessingGroup" xmlns:wpi="http://schemas.microsoft.com/office/word/2010/wordprocessingInk" xmlns:wne="http://schemas.microsoft.com/office/word/2006/wordml" xmlns:wps="http://schemas.microsoft.com/office/word/2010/wordprocessingShape" mc:Ignorable="w14 w15 w16se w16cid w16 w16cex w16sdtdh w16sdtfl w16du wp14">
+<w:document xmlns:wpc="http://schemas.microsoft.com/office/word/2010/wordprocessingCanvas" xmlns:cx="http://schemas.microsoft.com/office/drawing/2014/chartex" xmlns:cx1="http://schemas.microsoft.com/office/drawing/2015/9/8/chartex" xmlns:cx2="http://schemas.microsoft.com/office/drawing/2015/10/21/chartex" xmlns:cx3="http://schemas.microsoft.com/office/drawing/2016/5/9/chartex" xmlns:cx4="http://schemas.microsoft.com/office/drawing/2016/5/10/chartex" xmlns:cx5="http://schemas.microsoft.com/office/drawing/2016/5/11/chartex" xmlns:cx6="http://schemas.microsoft.com/office/drawing/2016/5/12/chartex" xmlns:cx7="http://schemas.microsoft.com/office/drawing/2016/5/13/chartex" xmlns:cx8="http://schemas.microsoft.com/office/drawing/2016/5/14/chartex" xmlns:mc="http://schemas.openxmlformats.org/markup-compatibility/2006" xmlns:aink="http://schemas.microsoft.com/office/drawing/2016/ink" xmlns:am3d="http://schemas.microsoft.com/office/drawing/2017/model3d" xmlns:o="urn:schemas-microsoft-com:office:office" xmlns:r="http://schemas.openxmlformats.org/officeDocument/2006/relationships" xmlns:m="http://schemas.openxmlformats.org/officeDocument/2006/math" xmlns:v="urn:schemas-microsoft-com:vml" xmlns:wp14="http://schemas.microsoft.com/office/word/2010/wordprocessingDrawing" xmlns:wp="http://schemas.openxmlformats.org/drawingml/2006/wordprocessingDrawing" xmlns:w10="urn:schemas-microsoft-com:office:word" xmlns:w="http://schemas.openxmlformats.org/wordprocessingml/2006/main" xmlns:w14="http://schemas.microsoft.com/office/word/2010/wordml" xmlns:w15="http://schemas.microsoft.com/office/word/2012/wordml" xmlns:w16cex="http://schemas.microsoft.com/office/word/2018/wordml/cex" xmlns:w16cid="http://schemas.microsoft.com/office/word/2016/wordml/cid" xmlns:w16="http://schemas.microsoft.com/office/word/2018/wordml" xmlns:w16sdtdh="http://schemas.microsoft.com/office/word/2020/wordml/sdtdatahash" xmlns:w16se="http://schemas.microsoft.com/office/word/2015/wordml/symex" xmlns:wpg="http://schemas.microsoft.com/office/word/2010/wordprocessingGroup" xmlns:wpi="http://schemas.microsoft.com/office/word/2010/wordprocessingInk" xmlns:wne="http://schemas.microsoft.com/office/word/2006/wordml" xmlns:wps="http://schemas.microsoft.com/office/word/2010/wordprocessingShape" mc:Ignorable="w14 w15 w16se w16cid w16 w16cex w16sdtdh wp14">
   <w:body>
     <w:p>
       <w:pPr>
@@ -98,21 +98,21 @@
           <w:color w:val="auto"/>
           <w:szCs w:val="20"/>
         </w:rPr>
-        <w:t xml:space="preserve">NOMBRE EMPRESA: IDFINANCE </w:t>
-      </w:r>
-      <w:r>
-        <w:rPr>
-          <w:color w:val="auto"/>
-          <w:szCs w:val="20"/>
-        </w:rPr>
-        <w:t>PLAZO S.L.U</w:t>
-      </w:r>
-      <w:r>
-        <w:rPr>
-          <w:color w:val="auto"/>
-          <w:szCs w:val="20"/>
-        </w:rPr>
-        <w:t xml:space="preserve"> </w:t>
+        <w:t>NOMBRE EMPRESA: IDFINANCE SPAIN S.A.U</w:t>
+      </w:r>
+      <w:r>
+        <w:rPr>
+          <w:color w:val="auto"/>
+          <w:szCs w:val="20"/>
+        </w:rPr>
+        <w:t>.</w:t>
+      </w:r>
+      <w:r>
+        <w:rPr>
+          <w:color w:val="auto"/>
+          <w:szCs w:val="20"/>
+        </w:rPr>
+        <w:t xml:space="preserve"> (PLAZO) </w:t>
       </w:r>
     </w:p>
     <w:p>
@@ -129,13 +129,7 @@
           <w:color w:val="auto"/>
           <w:szCs w:val="20"/>
         </w:rPr>
-        <w:t xml:space="preserve">CIF: </w:t>
-      </w:r>
-      <w:r>
-        <w:rPr>
-          <w:rFonts w:asciiTheme="minorHAnsi" w:hAnsiTheme="minorHAnsi" w:cstheme="minorHAnsi"/>
-        </w:rPr>
-        <w:t>B-02.996.668</w:t>
+        <w:t xml:space="preserve">CIF: A66487190     </w:t>
       </w:r>
     </w:p>
     <w:p>
@@ -377,15 +371,7 @@
           <w:szCs w:val="20"/>
           <w:lang w:val="en-US"/>
         </w:rPr>
-        <w:t xml:space="preserve"> IDFINANCE </w:t>
-      </w:r>
-      <w:r>
-        <w:rPr>
-          <w:color w:val="auto"/>
-          <w:szCs w:val="20"/>
-          <w:lang w:val="en-US"/>
-        </w:rPr>
-        <w:t>PLAZO S.L.U</w:t>
+        <w:t xml:space="preserve"> IDFINANCE SPAIN S.A.U</w:t>
       </w:r>
       <w:r>
         <w:rPr>
@@ -404,7 +390,7 @@
         <w:rPr>
           <w:color w:val="auto"/>
           <w:szCs w:val="20"/>
-          <w:lang w:val="en-GB"/>
+          <w:lang w:val="en-US"/>
         </w:rPr>
       </w:pPr>
       <w:r>
@@ -412,7 +398,7 @@
           <w:b/>
           <w:color w:val="auto"/>
           <w:szCs w:val="20"/>
-          <w:lang w:val="en-GB"/>
+          <w:lang w:val="en-US"/>
         </w:rPr>
         <w:t xml:space="preserve"> </w:t>
       </w:r>
@@ -510,30 +496,7 @@
           <w:color w:val="auto"/>
           <w:szCs w:val="20"/>
         </w:rPr>
-        <w:t xml:space="preserve">, IDFINANCE </w:t>
-      </w:r>
-      <w:r>
-        <w:rPr>
-          <w:color w:val="auto"/>
-          <w:szCs w:val="20"/>
-        </w:rPr>
-        <w:t>PLAZO S.</w:t>
-      </w:r>
-      <w:proofErr w:type="gramStart"/>
-      <w:r>
-        <w:rPr>
-          <w:color w:val="auto"/>
-          <w:szCs w:val="20"/>
-        </w:rPr>
-        <w:t>L.U</w:t>
-      </w:r>
-      <w:proofErr w:type="gramEnd"/>
-      <w:r>
-        <w:rPr>
-          <w:color w:val="auto"/>
-          <w:szCs w:val="20"/>
-        </w:rPr>
-        <w:t xml:space="preserve">, concedió a </w:t>
+        <w:t xml:space="preserve">, IDFINANCE SPAIN, S.A.U, concedió a </w:t>
       </w:r>
       <w:r>
         <w:rPr>
@@ -860,21 +823,7 @@
           <w:color w:val="auto"/>
           <w:szCs w:val="20"/>
         </w:rPr>
-        <w:t xml:space="preserve">presenta una deuda a favor de IDFINANCE </w:t>
-      </w:r>
-      <w:r>
-        <w:rPr>
-          <w:color w:val="auto"/>
-          <w:szCs w:val="20"/>
-        </w:rPr>
-        <w:t>PLAZO S.L.U</w:t>
-      </w:r>
-      <w:r>
-        <w:rPr>
-          <w:color w:val="auto"/>
-          <w:szCs w:val="20"/>
-        </w:rPr>
-        <w:t>. por un importe de</w:t>
+        <w:t>presenta una deuda a favor de IDFINANCE SPAIN S.A.U. por un importe de</w:t>
       </w:r>
       <w:r>
         <w:rPr>
@@ -989,7 +938,7 @@
     </w:p>
     <w:tbl>
       <w:tblPr>
-        <w:tblStyle w:val="Tablaconcuadrcula"/>
+        <w:tblStyle w:val="a4"/>
         <w:tblW w:w="0" w:type="auto"/>
         <w:tblInd w:w="704" w:type="dxa"/>
         <w:shd w:val="clear" w:color="auto" w:fill="C5E0B3" w:themeFill="accent6" w:themeFillTint="66"/>
@@ -2827,7 +2776,7 @@
 </file>
 
 <file path=word/numbering.xml><?xml version="1.0" encoding="utf-8"?>
-<w:numbering xmlns:wpc="http://schemas.microsoft.com/office/word/2010/wordprocessingCanvas" xmlns:cx="http://schemas.microsoft.com/office/drawing/2014/chartex" xmlns:cx1="http://schemas.microsoft.com/office/drawing/2015/9/8/chartex" xmlns:cx2="http://schemas.microsoft.com/office/drawing/2015/10/21/chartex" xmlns:cx3="http://schemas.microsoft.com/office/drawing/2016/5/9/chartex" xmlns:cx4="http://schemas.microsoft.com/office/drawing/2016/5/10/chartex" xmlns:cx5="http://schemas.microsoft.com/office/drawing/2016/5/11/chartex" xmlns:cx6="http://schemas.microsoft.com/office/drawing/2016/5/12/chartex" xmlns:cx7="http://schemas.microsoft.com/office/drawing/2016/5/13/chartex" xmlns:cx8="http://schemas.microsoft.com/office/drawing/2016/5/14/chartex" xmlns:mc="http://schemas.openxmlformats.org/markup-compatibility/2006" xmlns:aink="http://schemas.microsoft.com/office/drawing/2016/ink" xmlns:am3d="http://schemas.microsoft.com/office/drawing/2017/model3d" xmlns:o="urn:schemas-microsoft-com:office:office" xmlns:oel="http://schemas.microsoft.com/office/2019/extlst" xmlns:r="http://schemas.openxmlformats.org/officeDocument/2006/relationships" xmlns:m="http://schemas.openxmlformats.org/officeDocument/2006/math" xmlns:v="urn:schemas-microsoft-com:vml" xmlns:wp14="http://schemas.microsoft.com/office/word/2010/wordprocessingDrawing" xmlns:wp="http://schemas.openxmlformats.org/drawingml/2006/wordprocessingDrawing" xmlns:w10="urn:schemas-microsoft-com:office:word" xmlns:w="http://schemas.openxmlformats.org/wordprocessingml/2006/main" xmlns:w14="http://schemas.microsoft.com/office/word/2010/wordml" xmlns:w15="http://schemas.microsoft.com/office/word/2012/wordml" xmlns:w16cex="http://schemas.microsoft.com/office/word/2018/wordml/cex" xmlns:w16cid="http://schemas.microsoft.com/office/word/2016/wordml/cid" xmlns:w16="http://schemas.microsoft.com/office/word/2018/wordml" xmlns:w16du="http://schemas.microsoft.com/office/word/2023/wordml/word16du" xmlns:w16sdtdh="http://schemas.microsoft.com/office/word/2020/wordml/sdtdatahash" xmlns:w16sdtfl="http://schemas.microsoft.com/office/word/2024/wordml/sdtformatlock" xmlns:w16se="http://schemas.microsoft.com/office/word/2015/wordml/symex" xmlns:wpg="http://schemas.microsoft.com/office/word/2010/wordprocessingGroup" xmlns:wpi="http://schemas.microsoft.com/office/word/2010/wordprocessingInk" xmlns:wne="http://schemas.microsoft.com/office/word/2006/wordml" xmlns:wps="http://schemas.microsoft.com/office/word/2010/wordprocessingShape" mc:Ignorable="w14 w15 w16se w16cid w16 w16cex w16sdtdh w16sdtfl w16du wp14">
+<w:numbering xmlns:wpc="http://schemas.microsoft.com/office/word/2010/wordprocessingCanvas" xmlns:cx="http://schemas.microsoft.com/office/drawing/2014/chartex" xmlns:cx1="http://schemas.microsoft.com/office/drawing/2015/9/8/chartex" xmlns:cx2="http://schemas.microsoft.com/office/drawing/2015/10/21/chartex" xmlns:cx3="http://schemas.microsoft.com/office/drawing/2016/5/9/chartex" xmlns:cx4="http://schemas.microsoft.com/office/drawing/2016/5/10/chartex" xmlns:cx5="http://schemas.microsoft.com/office/drawing/2016/5/11/chartex" xmlns:cx6="http://schemas.microsoft.com/office/drawing/2016/5/12/chartex" xmlns:cx7="http://schemas.microsoft.com/office/drawing/2016/5/13/chartex" xmlns:cx8="http://schemas.microsoft.com/office/drawing/2016/5/14/chartex" xmlns:mc="http://schemas.openxmlformats.org/markup-compatibility/2006" xmlns:aink="http://schemas.microsoft.com/office/drawing/2016/ink" xmlns:am3d="http://schemas.microsoft.com/office/drawing/2017/model3d" xmlns:o="urn:schemas-microsoft-com:office:office" xmlns:r="http://schemas.openxmlformats.org/officeDocument/2006/relationships" xmlns:m="http://schemas.openxmlformats.org/officeDocument/2006/math" xmlns:v="urn:schemas-microsoft-com:vml" xmlns:wp14="http://schemas.microsoft.com/office/word/2010/wordprocessingDrawing" xmlns:wp="http://schemas.openxmlformats.org/drawingml/2006/wordprocessingDrawing" xmlns:w10="urn:schemas-microsoft-com:office:word" xmlns:w="http://schemas.openxmlformats.org/wordprocessingml/2006/main" xmlns:w14="http://schemas.microsoft.com/office/word/2010/wordml" xmlns:w15="http://schemas.microsoft.com/office/word/2012/wordml" xmlns:w16cex="http://schemas.microsoft.com/office/word/2018/wordml/cex" xmlns:w16cid="http://schemas.microsoft.com/office/word/2016/wordml/cid" xmlns:w16="http://schemas.microsoft.com/office/word/2018/wordml" xmlns:w16sdtdh="http://schemas.microsoft.com/office/word/2020/wordml/sdtdatahash" xmlns:w16se="http://schemas.microsoft.com/office/word/2015/wordml/symex" xmlns:wpg="http://schemas.microsoft.com/office/word/2010/wordprocessingGroup" xmlns:wpi="http://schemas.microsoft.com/office/word/2010/wordprocessingInk" xmlns:wne="http://schemas.microsoft.com/office/word/2006/wordml" xmlns:wps="http://schemas.microsoft.com/office/word/2010/wordprocessingShape" mc:Ignorable="w14 w15 w16se w16cid w16 w16cex w16sdtdh wp14">
   <w:abstractNum w:abstractNumId="0" w15:restartNumberingAfterBreak="0">
     <w:nsid w:val="022876BE"/>
     <w:multiLevelType w:val="hybridMultilevel"/>
@@ -3266,20 +3215,20 @@
       </w:rPr>
     </w:lvl>
   </w:abstractNum>
-  <w:num w:numId="1" w16cid:durableId="1196428163">
+  <w:num w:numId="1">
     <w:abstractNumId w:val="2"/>
   </w:num>
-  <w:num w:numId="2" w16cid:durableId="1495951052">
+  <w:num w:numId="2">
     <w:abstractNumId w:val="1"/>
   </w:num>
-  <w:num w:numId="3" w16cid:durableId="1898201201">
+  <w:num w:numId="3">
     <w:abstractNumId w:val="0"/>
   </w:num>
 </w:numbering>
 </file>
 
 <file path=word/styles.xml><?xml version="1.0" encoding="utf-8"?>
-<w:styles xmlns:mc="http://schemas.openxmlformats.org/markup-compatibility/2006" xmlns:r="http://schemas.openxmlformats.org/officeDocument/2006/relationships" xmlns:w="http://schemas.openxmlformats.org/wordprocessingml/2006/main" xmlns:w14="http://schemas.microsoft.com/office/word/2010/wordml" xmlns:w15="http://schemas.microsoft.com/office/word/2012/wordml" xmlns:w16cex="http://schemas.microsoft.com/office/word/2018/wordml/cex" xmlns:w16cid="http://schemas.microsoft.com/office/word/2016/wordml/cid" xmlns:w16="http://schemas.microsoft.com/office/word/2018/wordml" xmlns:w16du="http://schemas.microsoft.com/office/word/2023/wordml/word16du" xmlns:w16sdtdh="http://schemas.microsoft.com/office/word/2020/wordml/sdtdatahash" xmlns:w16sdtfl="http://schemas.microsoft.com/office/word/2024/wordml/sdtformatlock" xmlns:w16se="http://schemas.microsoft.com/office/word/2015/wordml/symex" mc:Ignorable="w14 w15 w16se w16cid w16 w16cex w16sdtdh w16sdtfl w16du">
+<w:styles xmlns:mc="http://schemas.openxmlformats.org/markup-compatibility/2006" xmlns:r="http://schemas.openxmlformats.org/officeDocument/2006/relationships" xmlns:w="http://schemas.openxmlformats.org/wordprocessingml/2006/main" xmlns:w14="http://schemas.microsoft.com/office/word/2010/wordml" xmlns:w15="http://schemas.microsoft.com/office/word/2012/wordml" xmlns:w16cex="http://schemas.microsoft.com/office/word/2018/wordml/cex" xmlns:w16cid="http://schemas.microsoft.com/office/word/2016/wordml/cid" xmlns:w16="http://schemas.microsoft.com/office/word/2018/wordml" xmlns:w16sdtdh="http://schemas.microsoft.com/office/word/2020/wordml/sdtdatahash" xmlns:w16se="http://schemas.microsoft.com/office/word/2015/wordml/symex" mc:Ignorable="w14 w15 w16se w16cid w16 w16cex w16sdtdh">
   <w:docDefaults>
     <w:rPrDefault>
       <w:rPr>
@@ -3673,7 +3622,7 @@
     <w:lsdException w:name="Unresolved Mention" w:semiHidden="1" w:unhideWhenUsed="1"/>
     <w:lsdException w:name="Smart Link" w:semiHidden="1" w:unhideWhenUsed="1"/>
   </w:latentStyles>
-  <w:style w:type="paragraph" w:default="1" w:styleId="Normal">
+  <w:style w:type="paragraph" w:default="1" w:styleId="a">
     <w:name w:val="Normal"/>
     <w:qFormat/>
     <w:rsid w:val="009A5C69"/>
@@ -3688,13 +3637,13 @@
       <w:sz w:val="20"/>
     </w:rPr>
   </w:style>
-  <w:style w:type="character" w:default="1" w:styleId="Fuentedeprrafopredeter">
+  <w:style w:type="character" w:default="1" w:styleId="a0">
     <w:name w:val="Default Paragraph Font"/>
     <w:uiPriority w:val="1"/>
     <w:semiHidden/>
     <w:unhideWhenUsed/>
   </w:style>
-  <w:style w:type="table" w:default="1" w:styleId="Tablanormal">
+  <w:style w:type="table" w:default="1" w:styleId="a1">
     <w:name w:val="Normal Table"/>
     <w:uiPriority w:val="99"/>
     <w:semiHidden/>
@@ -3709,15 +3658,15 @@
       </w:tblCellMar>
     </w:tblPr>
   </w:style>
-  <w:style w:type="numbering" w:default="1" w:styleId="Sinlista">
+  <w:style w:type="numbering" w:default="1" w:styleId="a2">
     <w:name w:val="No List"/>
     <w:uiPriority w:val="99"/>
     <w:semiHidden/>
     <w:unhideWhenUsed/>
   </w:style>
-  <w:style w:type="paragraph" w:styleId="Prrafodelista">
+  <w:style w:type="paragraph" w:styleId="a3">
     <w:name w:val="List Paragraph"/>
-    <w:basedOn w:val="Normal"/>
+    <w:basedOn w:val="a"/>
     <w:uiPriority w:val="34"/>
     <w:qFormat/>
     <w:rsid w:val="00C56A32"/>
@@ -3726,9 +3675,9 @@
       <w:contextualSpacing/>
     </w:pPr>
   </w:style>
-  <w:style w:type="table" w:styleId="Tablaconcuadrcula">
+  <w:style w:type="table" w:styleId="a4">
     <w:name w:val="Table Grid"/>
-    <w:basedOn w:val="Tablanormal"/>
+    <w:basedOn w:val="a1"/>
     <w:uiPriority w:val="39"/>
     <w:rsid w:val="00687F79"/>
     <w:pPr>
@@ -3747,7 +3696,7 @@
   </w:style>
   <w:style w:type="character" w:customStyle="1" w:styleId="ui-provider">
     <w:name w:val="ui-provider"/>
-    <w:basedOn w:val="Fuentedeprrafopredeter"/>
+    <w:basedOn w:val="a0"/>
     <w:rsid w:val="00542A76"/>
   </w:style>
 </w:styles>
